--- a/hin/docx/64.content.docx
+++ b/hin/docx/64.content.docx
@@ -45,19 +45,7 @@
         <w:rPr>
           <w:lang w:val="hi_IN" w:bidi="hi_IN"/>
         </w:rPr>
-        <w:t xml:space="preserve"> (Hindi) is based on: </w:t>
-      </w:r>
-      <w:r>
-        <w:rPr>
-          <w:lang w:val="hi_IN" w:bidi="hi_IN"/>
-        </w:rPr>
-        <w:t>Hindi Indian Revised Version</w:t>
-      </w:r>
-      <w:r>
-        <w:rPr>
-          <w:lang w:val="hi_IN" w:bidi="hi_IN"/>
-        </w:rPr>
-        <w:t xml:space="preserve">, </w:t>
+        <w:t xml:space="preserve"> © 2019 </w:t>
       </w:r>
       <w:hyperlink r:id="rId13">
         <w:r>
@@ -75,7 +63,7 @@
         <w:rPr>
           <w:lang w:val="hi_IN" w:bidi="hi_IN"/>
         </w:rPr>
-        <w:t xml:space="preserve">, 2019, which is licensed under a </w:t>
+        <w:t xml:space="preserve">, licensed under a </w:t>
       </w:r>
       <w:hyperlink r:id="rId14">
         <w:r>
@@ -94,25 +82,6 @@
           <w:lang w:val="hi_IN" w:bidi="hi_IN"/>
         </w:rPr>
         <w:t>.</w:t>
-      </w:r>
-      <w:r>
-        <w:rPr>
-          <w:lang w:val="hi_IN" w:bidi="hi_IN"/>
-        </w:rPr>
-      </w:r>
-    </w:p>
-    <w:p>
-      <w:pPr/>
-      <w:r>
-        <w:rPr>
-          <w:lang w:val="hi_IN" w:bidi="hi_IN"/>
-        </w:rPr>
-      </w:r>
-      <w:r>
-        <w:rPr>
-          <w:lang w:val="hi_IN" w:bidi="hi_IN"/>
-        </w:rPr>
-        <w:t>This PDF version is provided under the same license.</w:t>
       </w:r>
       <w:r>
         <w:rPr>
@@ -212,14 +181,6 @@
       </w:pPr>
     </w:p>
     <w:p>
-      <w:pPr/>
-      <w:r>
-        <w:rPr>
-          <w:lang w:val="hi_IN" w:bidi="hi_IN"/>
-        </w:rPr>
-      </w:r>
-    </w:p>
-    <w:p>
       <w:pPr>
         <w:pStyle w:val="Heading2"/>
       </w:pPr>
@@ -227,7 +188,7 @@
         <w:rPr>
           <w:lang w:val="hi_IN" w:bidi="hi_IN"/>
         </w:rPr>
-        <w:t>3 John 1:1</w:t>
+        <w:t>3 यूहन्ना 1:1</w:t>
       </w:r>
       <w:r>
         <w:rPr>
@@ -255,16 +216,6 @@
         </w:rPr>
         <w:t xml:space="preserve"> मुझ प्राचीन की ओर से उस प्रिय गयुस के नाम, जिससे मैं सच्चा प्रेम रखता हूँ।</w:t>
       </w:r>
-      <w:r>
-        <w:rPr>
-          <w:lang w:val="hi_IN" w:bidi="hi_IN"/>
-        </w:rPr>
-      </w:r>
-      <w:r>
-        <w:rPr>
-          <w:lang w:val="hi_IN" w:bidi="hi_IN"/>
-        </w:rPr>
-      </w:r>
     </w:p>
     <w:p>
       <w:pPr/>
@@ -273,6 +224,19 @@
           <w:lang w:val="hi_IN" w:bidi="hi_IN"/>
         </w:rPr>
       </w:r>
+      <w:r>
+        <w:rPr>
+          <w:vertAlign w:val="superscript"/>
+          <w:lang w:val="hi_IN" w:bidi="hi_IN"/>
+        </w:rPr>
+        <w:t>2</w:t>
+      </w:r>
+      <w:r>
+        <w:rPr>
+          <w:lang w:val="hi_IN" w:bidi="hi_IN"/>
+        </w:rPr>
+        <w:t xml:space="preserve"> हे प्रिय, मेरी यह प्रार्थना है; कि जैसे तू आत्मिक उन्नति कर रहा है, वैसे ही तू सब बातों में उन्नति करे, और भला चंगा रहे।</w:t>
+      </w:r>
     </w:p>
     <w:p>
       <w:pPr/>
@@ -286,23 +250,13 @@
           <w:vertAlign w:val="superscript"/>
           <w:lang w:val="hi_IN" w:bidi="hi_IN"/>
         </w:rPr>
-        <w:t>2</w:t>
-      </w:r>
-      <w:r>
-        <w:rPr>
-          <w:lang w:val="hi_IN" w:bidi="hi_IN"/>
-        </w:rPr>
-        <w:t xml:space="preserve"> हे प्रिय, मेरी यह प्रार्थना है; कि जैसे तू आत्मिक उन्नति कर रहा है, वैसे ही तू सब बातों में उन्नति करे, और भला चंगा रहे।</w:t>
-      </w:r>
-      <w:r>
-        <w:rPr>
-          <w:lang w:val="hi_IN" w:bidi="hi_IN"/>
-        </w:rPr>
-      </w:r>
-      <w:r>
-        <w:rPr>
-          <w:lang w:val="hi_IN" w:bidi="hi_IN"/>
-        </w:rPr>
+        <w:t>3</w:t>
+      </w:r>
+      <w:r>
+        <w:rPr>
+          <w:lang w:val="hi_IN" w:bidi="hi_IN"/>
+        </w:rPr>
+        <w:t xml:space="preserve"> क्योंकि जब भाइयों ने आकर, तेरे उस सत्य की गवाही दी, जिस पर तू सचमुच चलता है, तो मैं बहुत ही आनन्दित हुआ।</w:t>
       </w:r>
     </w:p>
     <w:p>
@@ -312,6 +266,19 @@
           <w:lang w:val="hi_IN" w:bidi="hi_IN"/>
         </w:rPr>
       </w:r>
+      <w:r>
+        <w:rPr>
+          <w:vertAlign w:val="superscript"/>
+          <w:lang w:val="hi_IN" w:bidi="hi_IN"/>
+        </w:rPr>
+        <w:t>4</w:t>
+      </w:r>
+      <w:r>
+        <w:rPr>
+          <w:lang w:val="hi_IN" w:bidi="hi_IN"/>
+        </w:rPr>
+        <w:t xml:space="preserve"> मुझे इससे बढ़कर और कोई आनन्द नहीं, कि मैं सुनूँ, कि मेरे बच्चे सत्य पर चलते हैं।</w:t>
+      </w:r>
     </w:p>
     <w:p>
       <w:pPr/>
@@ -325,23 +292,13 @@
           <w:vertAlign w:val="superscript"/>
           <w:lang w:val="hi_IN" w:bidi="hi_IN"/>
         </w:rPr>
-        <w:t>3</w:t>
-      </w:r>
-      <w:r>
-        <w:rPr>
-          <w:lang w:val="hi_IN" w:bidi="hi_IN"/>
-        </w:rPr>
-        <w:t xml:space="preserve"> क्योंकि जब भाइयों ने आकर, तेरे उस सत्य की गवाही दी, जिस पर तू सचमुच चलता है, तो मैं बहुत ही आनन्दित हुआ।</w:t>
-      </w:r>
-      <w:r>
-        <w:rPr>
-          <w:lang w:val="hi_IN" w:bidi="hi_IN"/>
-        </w:rPr>
-      </w:r>
-      <w:r>
-        <w:rPr>
-          <w:lang w:val="hi_IN" w:bidi="hi_IN"/>
-        </w:rPr>
+        <w:t>5</w:t>
+      </w:r>
+      <w:r>
+        <w:rPr>
+          <w:lang w:val="hi_IN" w:bidi="hi_IN"/>
+        </w:rPr>
+        <w:t xml:space="preserve"> हे प्रिय, जब भी तू भाइयों के लिए कार्य करे और अजनबियों के लिए भी तो विश्वासयोग्यता के साथ कर।</w:t>
       </w:r>
     </w:p>
     <w:p>
@@ -351,6 +308,19 @@
           <w:lang w:val="hi_IN" w:bidi="hi_IN"/>
         </w:rPr>
       </w:r>
+      <w:r>
+        <w:rPr>
+          <w:vertAlign w:val="superscript"/>
+          <w:lang w:val="hi_IN" w:bidi="hi_IN"/>
+        </w:rPr>
+        <w:t>6</w:t>
+      </w:r>
+      <w:r>
+        <w:rPr>
+          <w:lang w:val="hi_IN" w:bidi="hi_IN"/>
+        </w:rPr>
+        <w:t xml:space="preserve"> उन्होंने कलीसिया के सामने तेरे प्रेम की गवाही दी थी। यदि तू उन्हें उस प्रकार विदा करेगा जिस प्रकार परमेश्वर के लोगों के लिये उचित है तो अच्छा करेगा।</w:t>
+      </w:r>
     </w:p>
     <w:p>
       <w:pPr/>
@@ -364,23 +334,13 @@
           <w:vertAlign w:val="superscript"/>
           <w:lang w:val="hi_IN" w:bidi="hi_IN"/>
         </w:rPr>
-        <w:t>4</w:t>
-      </w:r>
-      <w:r>
-        <w:rPr>
-          <w:lang w:val="hi_IN" w:bidi="hi_IN"/>
-        </w:rPr>
-        <w:t xml:space="preserve"> मुझे इससे बढ़कर और कोई आनन्द नहीं, कि मैं सुनूँ, कि मेरे बच्चे सत्य पर चलते हैं।</w:t>
-      </w:r>
-      <w:r>
-        <w:rPr>
-          <w:lang w:val="hi_IN" w:bidi="hi_IN"/>
-        </w:rPr>
-      </w:r>
-      <w:r>
-        <w:rPr>
-          <w:lang w:val="hi_IN" w:bidi="hi_IN"/>
-        </w:rPr>
+        <w:t>7</w:t>
+      </w:r>
+      <w:r>
+        <w:rPr>
+          <w:lang w:val="hi_IN" w:bidi="hi_IN"/>
+        </w:rPr>
+        <w:t xml:space="preserve"> क्योंकि वे उस नाम के लिये निकले हैं, और अन्यजातियों से कुछ नहीं लेते।</w:t>
       </w:r>
     </w:p>
     <w:p>
@@ -390,6 +350,19 @@
           <w:lang w:val="hi_IN" w:bidi="hi_IN"/>
         </w:rPr>
       </w:r>
+      <w:r>
+        <w:rPr>
+          <w:vertAlign w:val="superscript"/>
+          <w:lang w:val="hi_IN" w:bidi="hi_IN"/>
+        </w:rPr>
+        <w:t>8</w:t>
+      </w:r>
+      <w:r>
+        <w:rPr>
+          <w:lang w:val="hi_IN" w:bidi="hi_IN"/>
+        </w:rPr>
+        <w:t xml:space="preserve"> इसलिए ऐसों का स्वागत करना चाहिए, जिससे हम भी सत्य के पक्ष में उनके सहकर्मी हों।</w:t>
+      </w:r>
     </w:p>
     <w:p>
       <w:pPr/>
@@ -403,23 +376,13 @@
           <w:vertAlign w:val="superscript"/>
           <w:lang w:val="hi_IN" w:bidi="hi_IN"/>
         </w:rPr>
-        <w:t>5</w:t>
-      </w:r>
-      <w:r>
-        <w:rPr>
-          <w:lang w:val="hi_IN" w:bidi="hi_IN"/>
-        </w:rPr>
-        <w:t xml:space="preserve"> हे प्रिय, जब भी तू भाइयों के लिए कार्य करे और अजनबियों के लिए भी तो विश्वासयोग्यता के साथ कर।</w:t>
-      </w:r>
-      <w:r>
-        <w:rPr>
-          <w:lang w:val="hi_IN" w:bidi="hi_IN"/>
-        </w:rPr>
-      </w:r>
-      <w:r>
-        <w:rPr>
-          <w:lang w:val="hi_IN" w:bidi="hi_IN"/>
-        </w:rPr>
+        <w:t>9</w:t>
+      </w:r>
+      <w:r>
+        <w:rPr>
+          <w:lang w:val="hi_IN" w:bidi="hi_IN"/>
+        </w:rPr>
+        <w:t xml:space="preserve"> मैंने कलीसिया को कुछ लिखा था; पर दियुत्रिफेस जो उनमें बड़ा बनना चाहता है, हमें ग्रहण नहीं करता।</w:t>
       </w:r>
     </w:p>
     <w:p>
@@ -429,6 +392,19 @@
           <w:lang w:val="hi_IN" w:bidi="hi_IN"/>
         </w:rPr>
       </w:r>
+      <w:r>
+        <w:rPr>
+          <w:vertAlign w:val="superscript"/>
+          <w:lang w:val="hi_IN" w:bidi="hi_IN"/>
+        </w:rPr>
+        <w:t>10</w:t>
+      </w:r>
+      <w:r>
+        <w:rPr>
+          <w:lang w:val="hi_IN" w:bidi="hi_IN"/>
+        </w:rPr>
+        <w:t xml:space="preserve"> इसलिए यदि मैं आऊँगा, तो उसके कामों की जो वह करता है सुधि दिलाऊँगा, कि वह हमारे विषय में बुरी-बुरी बातें बकता है; और इस पर भी सन्तोष न करके स्वयं ही भाइयों को ग्रहण नहीं करता, और उन्हें जो ग्रहण करना चाहते हैं, मना करता है और कलीसिया से निकाल देता है।</w:t>
+      </w:r>
     </w:p>
     <w:p>
       <w:pPr/>
@@ -442,23 +418,13 @@
           <w:vertAlign w:val="superscript"/>
           <w:lang w:val="hi_IN" w:bidi="hi_IN"/>
         </w:rPr>
-        <w:t>6</w:t>
-      </w:r>
-      <w:r>
-        <w:rPr>
-          <w:lang w:val="hi_IN" w:bidi="hi_IN"/>
-        </w:rPr>
-        <w:t xml:space="preserve"> उन्होंने कलीसिया के सामने तेरे प्रेम की गवाही दी थी। यदि तू उन्हें उस प्रकार विदा करेगा जिस प्रकार परमेश्वर के लोगों के लिये उचित है तो अच्छा करेगा।</w:t>
-      </w:r>
-      <w:r>
-        <w:rPr>
-          <w:lang w:val="hi_IN" w:bidi="hi_IN"/>
-        </w:rPr>
-      </w:r>
-      <w:r>
-        <w:rPr>
-          <w:lang w:val="hi_IN" w:bidi="hi_IN"/>
-        </w:rPr>
+        <w:t>11</w:t>
+      </w:r>
+      <w:r>
+        <w:rPr>
+          <w:lang w:val="hi_IN" w:bidi="hi_IN"/>
+        </w:rPr>
+        <w:t xml:space="preserve"> हे प्रिय, बुराई के नहीं, पर भलाई के अनुयायी हो। जो भलाई करता है, वह परमेश्वर की ओर से है; पर जो बुराई करता है, उसने परमेश्वर को नहीं देखा।</w:t>
       </w:r>
     </w:p>
     <w:p>
@@ -468,6 +434,19 @@
           <w:lang w:val="hi_IN" w:bidi="hi_IN"/>
         </w:rPr>
       </w:r>
+      <w:r>
+        <w:rPr>
+          <w:vertAlign w:val="superscript"/>
+          <w:lang w:val="hi_IN" w:bidi="hi_IN"/>
+        </w:rPr>
+        <w:t>12</w:t>
+      </w:r>
+      <w:r>
+        <w:rPr>
+          <w:lang w:val="hi_IN" w:bidi="hi_IN"/>
+        </w:rPr>
+        <w:t xml:space="preserve"> दिमेत्रियुस के विषय में सब ने वरन् सत्य ने भी आप ही गवाही दी: और हम भी गवाही देते हैं, और तू जानता है, कि हमारी गवाही सच्ची है।</w:t>
+      </w:r>
     </w:p>
     <w:p>
       <w:pPr/>
@@ -481,23 +460,13 @@
           <w:vertAlign w:val="superscript"/>
           <w:lang w:val="hi_IN" w:bidi="hi_IN"/>
         </w:rPr>
-        <w:t>7</w:t>
-      </w:r>
-      <w:r>
-        <w:rPr>
-          <w:lang w:val="hi_IN" w:bidi="hi_IN"/>
-        </w:rPr>
-        <w:t xml:space="preserve"> क्योंकि वे उस नाम के लिये निकले हैं, और अन्यजातियों से कुछ नहीं लेते।</w:t>
-      </w:r>
-      <w:r>
-        <w:rPr>
-          <w:lang w:val="hi_IN" w:bidi="hi_IN"/>
-        </w:rPr>
-      </w:r>
-      <w:r>
-        <w:rPr>
-          <w:lang w:val="hi_IN" w:bidi="hi_IN"/>
-        </w:rPr>
+        <w:t>13</w:t>
+      </w:r>
+      <w:r>
+        <w:rPr>
+          <w:lang w:val="hi_IN" w:bidi="hi_IN"/>
+        </w:rPr>
+        <w:t xml:space="preserve"> मुझे तुझको बहुत कुछ लिखना तो था; पर स्याही और कलम से लिखना नहीं चाहता।</w:t>
       </w:r>
     </w:p>
     <w:p>
@@ -507,6 +476,19 @@
           <w:lang w:val="hi_IN" w:bidi="hi_IN"/>
         </w:rPr>
       </w:r>
+      <w:r>
+        <w:rPr>
+          <w:vertAlign w:val="superscript"/>
+          <w:lang w:val="hi_IN" w:bidi="hi_IN"/>
+        </w:rPr>
+        <w:t>14</w:t>
+      </w:r>
+      <w:r>
+        <w:rPr>
+          <w:lang w:val="hi_IN" w:bidi="hi_IN"/>
+        </w:rPr>
+        <w:t xml:space="preserve"> पर मुझे आशा है कि तुझ से शीघ्र भेंट करूँगा: तब हम आमने-सामने बातचीत करेंगे:</w:t>
+      </w:r>
     </w:p>
     <w:p>
       <w:pPr/>
@@ -520,296 +502,13 @@
           <w:vertAlign w:val="superscript"/>
           <w:lang w:val="hi_IN" w:bidi="hi_IN"/>
         </w:rPr>
-        <w:t>8</w:t>
-      </w:r>
-      <w:r>
-        <w:rPr>
-          <w:lang w:val="hi_IN" w:bidi="hi_IN"/>
-        </w:rPr>
-        <w:t xml:space="preserve"> इसलिए ऐसों का स्वागत करना चाहिए, जिससे हम भी सत्य के पक्ष में उनके सहकर्मी हों।</w:t>
-      </w:r>
-      <w:r>
-        <w:rPr>
-          <w:lang w:val="hi_IN" w:bidi="hi_IN"/>
-        </w:rPr>
-      </w:r>
-      <w:r>
-        <w:rPr>
-          <w:lang w:val="hi_IN" w:bidi="hi_IN"/>
-        </w:rPr>
-      </w:r>
-    </w:p>
-    <w:p>
-      <w:pPr/>
-      <w:r>
-        <w:rPr>
-          <w:lang w:val="hi_IN" w:bidi="hi_IN"/>
-        </w:rPr>
-      </w:r>
-    </w:p>
-    <w:p>
-      <w:pPr/>
-      <w:r>
-        <w:rPr>
-          <w:lang w:val="hi_IN" w:bidi="hi_IN"/>
-        </w:rPr>
-      </w:r>
-      <w:r>
-        <w:rPr>
-          <w:vertAlign w:val="superscript"/>
-          <w:lang w:val="hi_IN" w:bidi="hi_IN"/>
-        </w:rPr>
-        <w:t>9</w:t>
-      </w:r>
-      <w:r>
-        <w:rPr>
-          <w:lang w:val="hi_IN" w:bidi="hi_IN"/>
-        </w:rPr>
-        <w:t xml:space="preserve"> मैंने कलीसिया को कुछ लिखा था; पर दियुत्रिफेस जो उनमें बड़ा बनना चाहता है, हमें ग्रहण नहीं करता।</w:t>
-      </w:r>
-      <w:r>
-        <w:rPr>
-          <w:lang w:val="hi_IN" w:bidi="hi_IN"/>
-        </w:rPr>
-      </w:r>
-      <w:r>
-        <w:rPr>
-          <w:lang w:val="hi_IN" w:bidi="hi_IN"/>
-        </w:rPr>
-      </w:r>
-    </w:p>
-    <w:p>
-      <w:pPr/>
-      <w:r>
-        <w:rPr>
-          <w:lang w:val="hi_IN" w:bidi="hi_IN"/>
-        </w:rPr>
-      </w:r>
-    </w:p>
-    <w:p>
-      <w:pPr/>
-      <w:r>
-        <w:rPr>
-          <w:lang w:val="hi_IN" w:bidi="hi_IN"/>
-        </w:rPr>
-      </w:r>
-      <w:r>
-        <w:rPr>
-          <w:vertAlign w:val="superscript"/>
-          <w:lang w:val="hi_IN" w:bidi="hi_IN"/>
-        </w:rPr>
-        <w:t>10</w:t>
-      </w:r>
-      <w:r>
-        <w:rPr>
-          <w:lang w:val="hi_IN" w:bidi="hi_IN"/>
-        </w:rPr>
-        <w:t xml:space="preserve"> इसलिए यदि मैं आऊँगा, तो उसके कामों की जो वह करता है सुधि दिलाऊँगा, कि वह हमारे विषय में बुरी-बुरी बातें बकता है; और इस पर भी सन्तोष न करके स्वयं ही भाइयों को ग्रहण नहीं करता, और उन्हें जो ग्रहण करना चाहते हैं, मना करता है और कलीसिया से निकाल देता है।</w:t>
-      </w:r>
-      <w:r>
-        <w:rPr>
-          <w:lang w:val="hi_IN" w:bidi="hi_IN"/>
-        </w:rPr>
-      </w:r>
-      <w:r>
-        <w:rPr>
-          <w:lang w:val="hi_IN" w:bidi="hi_IN"/>
-        </w:rPr>
-      </w:r>
-    </w:p>
-    <w:p>
-      <w:pPr/>
-      <w:r>
-        <w:rPr>
-          <w:lang w:val="hi_IN" w:bidi="hi_IN"/>
-        </w:rPr>
-      </w:r>
-    </w:p>
-    <w:p>
-      <w:pPr/>
-      <w:r>
-        <w:rPr>
-          <w:lang w:val="hi_IN" w:bidi="hi_IN"/>
-        </w:rPr>
-      </w:r>
-      <w:r>
-        <w:rPr>
-          <w:vertAlign w:val="superscript"/>
-          <w:lang w:val="hi_IN" w:bidi="hi_IN"/>
-        </w:rPr>
-        <w:t>11</w:t>
-      </w:r>
-      <w:r>
-        <w:rPr>
-          <w:lang w:val="hi_IN" w:bidi="hi_IN"/>
-        </w:rPr>
-        <w:t xml:space="preserve"> हे प्रिय, बुराई के नहीं, पर भलाई के अनुयायी हो। जो भलाई करता है, वह परमेश्वर की ओर से है; पर जो बुराई करता है, उसने परमेश्वर को नहीं देखा।</w:t>
-      </w:r>
-      <w:r>
-        <w:rPr>
-          <w:lang w:val="hi_IN" w:bidi="hi_IN"/>
-        </w:rPr>
-      </w:r>
-      <w:r>
-        <w:rPr>
-          <w:lang w:val="hi_IN" w:bidi="hi_IN"/>
-        </w:rPr>
-      </w:r>
-    </w:p>
-    <w:p>
-      <w:pPr/>
-      <w:r>
-        <w:rPr>
-          <w:lang w:val="hi_IN" w:bidi="hi_IN"/>
-        </w:rPr>
-      </w:r>
-    </w:p>
-    <w:p>
-      <w:pPr/>
-      <w:r>
-        <w:rPr>
-          <w:lang w:val="hi_IN" w:bidi="hi_IN"/>
-        </w:rPr>
-      </w:r>
-      <w:r>
-        <w:rPr>
-          <w:vertAlign w:val="superscript"/>
-          <w:lang w:val="hi_IN" w:bidi="hi_IN"/>
-        </w:rPr>
-        <w:t>12</w:t>
-      </w:r>
-      <w:r>
-        <w:rPr>
-          <w:lang w:val="hi_IN" w:bidi="hi_IN"/>
-        </w:rPr>
-        <w:t xml:space="preserve"> दिमेत्रियुस के विषय में सब ने वरन् सत्य ने भी आप ही गवाही दी: और हम भी गवाही देते हैं, और तू जानता है, कि हमारी गवाही सच्ची है।</w:t>
-      </w:r>
-      <w:r>
-        <w:rPr>
-          <w:lang w:val="hi_IN" w:bidi="hi_IN"/>
-        </w:rPr>
-      </w:r>
-      <w:r>
-        <w:rPr>
-          <w:lang w:val="hi_IN" w:bidi="hi_IN"/>
-        </w:rPr>
-      </w:r>
-    </w:p>
-    <w:p>
-      <w:pPr/>
-      <w:r>
-        <w:rPr>
-          <w:lang w:val="hi_IN" w:bidi="hi_IN"/>
-        </w:rPr>
-      </w:r>
-    </w:p>
-    <w:p>
-      <w:pPr/>
-      <w:r>
-        <w:rPr>
-          <w:lang w:val="hi_IN" w:bidi="hi_IN"/>
-        </w:rPr>
-      </w:r>
-      <w:r>
-        <w:rPr>
-          <w:vertAlign w:val="superscript"/>
-          <w:lang w:val="hi_IN" w:bidi="hi_IN"/>
-        </w:rPr>
-        <w:t>13</w:t>
-      </w:r>
-      <w:r>
-        <w:rPr>
-          <w:lang w:val="hi_IN" w:bidi="hi_IN"/>
-        </w:rPr>
-        <w:t xml:space="preserve"> मुझे तुझको बहुत कुछ लिखना तो था; पर स्याही और कलम से लिखना नहीं चाहता।</w:t>
-      </w:r>
-      <w:r>
-        <w:rPr>
-          <w:lang w:val="hi_IN" w:bidi="hi_IN"/>
-        </w:rPr>
-      </w:r>
-      <w:r>
-        <w:rPr>
-          <w:lang w:val="hi_IN" w:bidi="hi_IN"/>
-        </w:rPr>
-      </w:r>
-    </w:p>
-    <w:p>
-      <w:pPr/>
-      <w:r>
-        <w:rPr>
-          <w:lang w:val="hi_IN" w:bidi="hi_IN"/>
-        </w:rPr>
-      </w:r>
-    </w:p>
-    <w:p>
-      <w:pPr/>
-      <w:r>
-        <w:rPr>
-          <w:lang w:val="hi_IN" w:bidi="hi_IN"/>
-        </w:rPr>
-      </w:r>
-      <w:r>
-        <w:rPr>
-          <w:vertAlign w:val="superscript"/>
-          <w:lang w:val="hi_IN" w:bidi="hi_IN"/>
-        </w:rPr>
-        <w:t>14</w:t>
-      </w:r>
-      <w:r>
-        <w:rPr>
-          <w:lang w:val="hi_IN" w:bidi="hi_IN"/>
-        </w:rPr>
-        <w:t xml:space="preserve"> पर मुझे आशा है कि तुझ से शीघ्र भेंट करूँगा: तब हम आमने-सामने बातचीत करेंगे:</w:t>
-      </w:r>
-      <w:r>
-        <w:rPr>
-          <w:lang w:val="hi_IN" w:bidi="hi_IN"/>
-        </w:rPr>
-      </w:r>
-      <w:r>
-        <w:rPr>
-          <w:lang w:val="hi_IN" w:bidi="hi_IN"/>
-        </w:rPr>
-      </w:r>
-    </w:p>
-    <w:p>
-      <w:pPr/>
-      <w:r>
-        <w:rPr>
-          <w:lang w:val="hi_IN" w:bidi="hi_IN"/>
-        </w:rPr>
-      </w:r>
-    </w:p>
-    <w:p>
-      <w:pPr/>
-      <w:r>
-        <w:rPr>
-          <w:lang w:val="hi_IN" w:bidi="hi_IN"/>
-        </w:rPr>
-      </w:r>
-      <w:r>
-        <w:rPr>
-          <w:vertAlign w:val="superscript"/>
-          <w:lang w:val="hi_IN" w:bidi="hi_IN"/>
-        </w:rPr>
         <w:t>15</w:t>
       </w:r>
       <w:r>
         <w:rPr>
           <w:lang w:val="hi_IN" w:bidi="hi_IN"/>
         </w:rPr>
-        <w:t xml:space="preserve"> तुझे शान्ति मिलती रहे। यहाँ के मित्र तुझे नमस्कार करते हैं वहाँ के मित्रों के नाम ले लेकर नमस्कार कह देना।</w:t>
-      </w:r>
-      <w:r>
-        <w:rPr>
-          <w:lang w:val="hi_IN" w:bidi="hi_IN"/>
-        </w:rPr>
-      </w:r>
-      <w:r>
-        <w:rPr>
-          <w:lang w:val="hi_IN" w:bidi="hi_IN"/>
-        </w:rPr>
+        <w:t xml:space="preserve"> तुझे शान्ति मिलती रहे। यहाँ के मित्र तुझे नमस्कार करते हैं वहाँ के मित्रों के नाम ले लेकर नमस्कार कह देना। (2 यूह. 1:12)</w:t>
       </w:r>
     </w:p>
     <w:sectPr>
